--- a/Word/CLAUDE-contexto-del-proyecto.docx
+++ b/Word/CLAUDE-contexto-del-proyecto.docx
@@ -367,8 +367,8 @@
         <w:tblLook w:firstColumn="1" w:firstRow="1" w:lastColumn="0" w:lastRow="0" w:noHBand="0" w:noVBand="1" w:val="04A0"/>
       </w:tblPr>
       <w:tblGrid>
-        <w:gridCol w:w="3704"/>
-        <w:gridCol w:w="5927"/>
+        <w:gridCol w:w="3995"/>
+        <w:gridCol w:w="5636"/>
       </w:tblGrid>
       <w:tr>
         <w:trPr>
@@ -377,7 +377,7 @@
         </w:trPr>
         <w:tc>
           <w:tcPr>
-            <w:tcW w:w="3704" w:type="dxa"/>
+            <w:tcW w:w="3995" w:type="dxa"/>
             <w:shd w:val="clear" w:color="auto" w:fill="ECECEC"/>
           </w:tcPr>
           <w:p>
@@ -396,7 +396,7 @@
         </w:tc>
         <w:tc>
           <w:tcPr>
-            <w:tcW w:w="5927" w:type="dxa"/>
+            <w:tcW w:w="5636" w:type="dxa"/>
             <w:shd w:val="clear" w:color="auto" w:fill="ECECEC"/>
           </w:tcPr>
           <w:p>
@@ -417,7 +417,7 @@
       <w:tr>
         <w:tc>
           <w:tcPr>
-            <w:tcW w:w="3704" w:type="dxa"/>
+            <w:tcW w:w="3995" w:type="dxa"/>
           </w:tcPr>
           <w:p>
             <w:pPr>
@@ -435,7 +435,7 @@
         </w:tc>
         <w:tc>
           <w:tcPr>
-            <w:tcW w:w="5927" w:type="dxa"/>
+            <w:tcW w:w="5636" w:type="dxa"/>
           </w:tcPr>
           <w:p>
             <w:pPr>
@@ -454,7 +454,7 @@
       <w:tr>
         <w:tc>
           <w:tcPr>
-            <w:tcW w:w="3704" w:type="dxa"/>
+            <w:tcW w:w="3995" w:type="dxa"/>
           </w:tcPr>
           <w:p>
             <w:pPr>
@@ -472,7 +472,7 @@
         </w:tc>
         <w:tc>
           <w:tcPr>
-            <w:tcW w:w="5927" w:type="dxa"/>
+            <w:tcW w:w="5636" w:type="dxa"/>
           </w:tcPr>
           <w:p>
             <w:pPr>
@@ -491,7 +491,7 @@
       <w:tr>
         <w:tc>
           <w:tcPr>
-            <w:tcW w:w="3704" w:type="dxa"/>
+            <w:tcW w:w="3995" w:type="dxa"/>
           </w:tcPr>
           <w:p>
             <w:pPr>
@@ -509,7 +509,7 @@
         </w:tc>
         <w:tc>
           <w:tcPr>
-            <w:tcW w:w="5927" w:type="dxa"/>
+            <w:tcW w:w="5636" w:type="dxa"/>
           </w:tcPr>
           <w:p>
             <w:pPr>
@@ -528,7 +528,7 @@
       <w:tr>
         <w:tc>
           <w:tcPr>
-            <w:tcW w:w="3704" w:type="dxa"/>
+            <w:tcW w:w="3995" w:type="dxa"/>
           </w:tcPr>
           <w:p>
             <w:pPr>
@@ -546,7 +546,7 @@
         </w:tc>
         <w:tc>
           <w:tcPr>
-            <w:tcW w:w="5927" w:type="dxa"/>
+            <w:tcW w:w="5636" w:type="dxa"/>
           </w:tcPr>
           <w:p>
             <w:pPr>
@@ -565,7 +565,7 @@
       <w:tr>
         <w:tc>
           <w:tcPr>
-            <w:tcW w:w="3704" w:type="dxa"/>
+            <w:tcW w:w="3995" w:type="dxa"/>
           </w:tcPr>
           <w:p>
             <w:pPr>
@@ -583,7 +583,7 @@
         </w:tc>
         <w:tc>
           <w:tcPr>
-            <w:tcW w:w="5927" w:type="dxa"/>
+            <w:tcW w:w="5636" w:type="dxa"/>
           </w:tcPr>
           <w:p>
             <w:pPr>
@@ -602,7 +602,7 @@
       <w:tr>
         <w:tc>
           <w:tcPr>
-            <w:tcW w:w="3704" w:type="dxa"/>
+            <w:tcW w:w="3995" w:type="dxa"/>
           </w:tcPr>
           <w:p>
             <w:pPr>
@@ -620,7 +620,7 @@
         </w:tc>
         <w:tc>
           <w:tcPr>
-            <w:tcW w:w="5927" w:type="dxa"/>
+            <w:tcW w:w="5636" w:type="dxa"/>
           </w:tcPr>
           <w:p>
             <w:pPr>
@@ -639,7 +639,7 @@
       <w:tr>
         <w:tc>
           <w:tcPr>
-            <w:tcW w:w="3704" w:type="dxa"/>
+            <w:tcW w:w="3995" w:type="dxa"/>
           </w:tcPr>
           <w:p>
             <w:pPr>
@@ -657,7 +657,7 @@
         </w:tc>
         <w:tc>
           <w:tcPr>
-            <w:tcW w:w="5927" w:type="dxa"/>
+            <w:tcW w:w="5636" w:type="dxa"/>
           </w:tcPr>
           <w:p>
             <w:pPr>
@@ -676,7 +676,7 @@
       <w:tr>
         <w:tc>
           <w:tcPr>
-            <w:tcW w:w="3704" w:type="dxa"/>
+            <w:tcW w:w="3995" w:type="dxa"/>
           </w:tcPr>
           <w:p>
             <w:pPr>
@@ -694,7 +694,7 @@
         </w:tc>
         <w:tc>
           <w:tcPr>
-            <w:tcW w:w="5927" w:type="dxa"/>
+            <w:tcW w:w="5636" w:type="dxa"/>
           </w:tcPr>
           <w:p>
             <w:pPr>
@@ -713,7 +713,7 @@
       <w:tr>
         <w:tc>
           <w:tcPr>
-            <w:tcW w:w="3704" w:type="dxa"/>
+            <w:tcW w:w="3995" w:type="dxa"/>
           </w:tcPr>
           <w:p>
             <w:pPr>
@@ -731,7 +731,7 @@
         </w:tc>
         <w:tc>
           <w:tcPr>
-            <w:tcW w:w="5927" w:type="dxa"/>
+            <w:tcW w:w="5636" w:type="dxa"/>
           </w:tcPr>
           <w:p>
             <w:pPr>
@@ -750,7 +750,7 @@
       <w:tr>
         <w:tc>
           <w:tcPr>
-            <w:tcW w:w="3704" w:type="dxa"/>
+            <w:tcW w:w="3995" w:type="dxa"/>
           </w:tcPr>
           <w:p>
             <w:pPr>
@@ -768,7 +768,7 @@
         </w:tc>
         <w:tc>
           <w:tcPr>
-            <w:tcW w:w="5927" w:type="dxa"/>
+            <w:tcW w:w="5636" w:type="dxa"/>
           </w:tcPr>
           <w:p>
             <w:pPr>
@@ -787,7 +787,7 @@
       <w:tr>
         <w:tc>
           <w:tcPr>
-            <w:tcW w:w="3704" w:type="dxa"/>
+            <w:tcW w:w="3995" w:type="dxa"/>
           </w:tcPr>
           <w:p>
             <w:pPr>
@@ -805,7 +805,7 @@
         </w:tc>
         <w:tc>
           <w:tcPr>
-            <w:tcW w:w="5927" w:type="dxa"/>
+            <w:tcW w:w="5636" w:type="dxa"/>
           </w:tcPr>
           <w:p>
             <w:pPr>
@@ -824,7 +824,7 @@
       <w:tr>
         <w:tc>
           <w:tcPr>
-            <w:tcW w:w="3704" w:type="dxa"/>
+            <w:tcW w:w="3995" w:type="dxa"/>
           </w:tcPr>
           <w:p>
             <w:pPr>
@@ -842,7 +842,7 @@
         </w:tc>
         <w:tc>
           <w:tcPr>
-            <w:tcW w:w="5927" w:type="dxa"/>
+            <w:tcW w:w="5636" w:type="dxa"/>
           </w:tcPr>
           <w:p>
             <w:pPr>
@@ -861,7 +861,7 @@
       <w:tr>
         <w:tc>
           <w:tcPr>
-            <w:tcW w:w="3704" w:type="dxa"/>
+            <w:tcW w:w="3995" w:type="dxa"/>
           </w:tcPr>
           <w:p>
             <w:pPr>
@@ -879,7 +879,7 @@
         </w:tc>
         <w:tc>
           <w:tcPr>
-            <w:tcW w:w="5927" w:type="dxa"/>
+            <w:tcW w:w="5636" w:type="dxa"/>
           </w:tcPr>
           <w:p>
             <w:pPr>
@@ -898,7 +898,7 @@
       <w:tr>
         <w:tc>
           <w:tcPr>
-            <w:tcW w:w="3704" w:type="dxa"/>
+            <w:tcW w:w="3995" w:type="dxa"/>
           </w:tcPr>
           <w:p>
             <w:pPr>
@@ -916,7 +916,7 @@
         </w:tc>
         <w:tc>
           <w:tcPr>
-            <w:tcW w:w="5927" w:type="dxa"/>
+            <w:tcW w:w="5636" w:type="dxa"/>
           </w:tcPr>
           <w:p>
             <w:pPr>
@@ -935,7 +935,7 @@
       <w:tr>
         <w:tc>
           <w:tcPr>
-            <w:tcW w:w="3704" w:type="dxa"/>
+            <w:tcW w:w="3995" w:type="dxa"/>
           </w:tcPr>
           <w:p>
             <w:pPr>
@@ -953,7 +953,7 @@
         </w:tc>
         <w:tc>
           <w:tcPr>
-            <w:tcW w:w="5927" w:type="dxa"/>
+            <w:tcW w:w="5636" w:type="dxa"/>
           </w:tcPr>
           <w:p>
             <w:pPr>
@@ -972,7 +972,7 @@
       <w:tr>
         <w:tc>
           <w:tcPr>
-            <w:tcW w:w="3704" w:type="dxa"/>
+            <w:tcW w:w="3995" w:type="dxa"/>
           </w:tcPr>
           <w:p>
             <w:pPr>
@@ -990,7 +990,7 @@
         </w:tc>
         <w:tc>
           <w:tcPr>
-            <w:tcW w:w="5927" w:type="dxa"/>
+            <w:tcW w:w="5636" w:type="dxa"/>
           </w:tcPr>
           <w:p>
             <w:pPr>
@@ -1009,7 +1009,7 @@
       <w:tr>
         <w:tc>
           <w:tcPr>
-            <w:tcW w:w="3704" w:type="dxa"/>
+            <w:tcW w:w="3995" w:type="dxa"/>
           </w:tcPr>
           <w:p>
             <w:pPr>
@@ -1027,7 +1027,7 @@
         </w:tc>
         <w:tc>
           <w:tcPr>
-            <w:tcW w:w="5927" w:type="dxa"/>
+            <w:tcW w:w="5636" w:type="dxa"/>
           </w:tcPr>
           <w:p>
             <w:pPr>
@@ -1046,7 +1046,7 @@
       <w:tr>
         <w:tc>
           <w:tcPr>
-            <w:tcW w:w="3704" w:type="dxa"/>
+            <w:tcW w:w="3995" w:type="dxa"/>
           </w:tcPr>
           <w:p>
             <w:pPr>
@@ -1064,7 +1064,7 @@
         </w:tc>
         <w:tc>
           <w:tcPr>
-            <w:tcW w:w="5927" w:type="dxa"/>
+            <w:tcW w:w="5636" w:type="dxa"/>
           </w:tcPr>
           <w:p>
             <w:pPr>
@@ -1083,7 +1083,7 @@
       <w:tr>
         <w:tc>
           <w:tcPr>
-            <w:tcW w:w="3704" w:type="dxa"/>
+            <w:tcW w:w="3995" w:type="dxa"/>
           </w:tcPr>
           <w:p>
             <w:pPr>
@@ -1101,7 +1101,7 @@
         </w:tc>
         <w:tc>
           <w:tcPr>
-            <w:tcW w:w="5927" w:type="dxa"/>
+            <w:tcW w:w="5636" w:type="dxa"/>
           </w:tcPr>
           <w:p>
             <w:pPr>
@@ -1120,7 +1120,7 @@
       <w:tr>
         <w:tc>
           <w:tcPr>
-            <w:tcW w:w="3704" w:type="dxa"/>
+            <w:tcW w:w="3995" w:type="dxa"/>
           </w:tcPr>
           <w:p>
             <w:pPr>
@@ -1138,7 +1138,7 @@
         </w:tc>
         <w:tc>
           <w:tcPr>
-            <w:tcW w:w="5927" w:type="dxa"/>
+            <w:tcW w:w="5636" w:type="dxa"/>
           </w:tcPr>
           <w:p>
             <w:pPr>
@@ -1157,7 +1157,7 @@
       <w:tr>
         <w:tc>
           <w:tcPr>
-            <w:tcW w:w="3704" w:type="dxa"/>
+            <w:tcW w:w="3995" w:type="dxa"/>
           </w:tcPr>
           <w:p>
             <w:pPr>
@@ -1175,7 +1175,7 @@
         </w:tc>
         <w:tc>
           <w:tcPr>
-            <w:tcW w:w="5927" w:type="dxa"/>
+            <w:tcW w:w="5636" w:type="dxa"/>
           </w:tcPr>
           <w:p>
             <w:pPr>
@@ -1194,7 +1194,7 @@
       <w:tr>
         <w:tc>
           <w:tcPr>
-            <w:tcW w:w="3704" w:type="dxa"/>
+            <w:tcW w:w="3995" w:type="dxa"/>
           </w:tcPr>
           <w:p>
             <w:pPr>
@@ -1225,7 +1225,7 @@
         </w:tc>
         <w:tc>
           <w:tcPr>
-            <w:tcW w:w="5927" w:type="dxa"/>
+            <w:tcW w:w="5636" w:type="dxa"/>
           </w:tcPr>
           <w:p>
             <w:pPr>
@@ -1244,7 +1244,7 @@
       <w:tr>
         <w:tc>
           <w:tcPr>
-            <w:tcW w:w="3704" w:type="dxa"/>
+            <w:tcW w:w="3995" w:type="dxa"/>
           </w:tcPr>
           <w:p>
             <w:pPr>
@@ -1288,7 +1288,7 @@
         </w:tc>
         <w:tc>
           <w:tcPr>
-            <w:tcW w:w="5927" w:type="dxa"/>
+            <w:tcW w:w="5636" w:type="dxa"/>
           </w:tcPr>
           <w:p>
             <w:pPr>
